--- a/roteiros/rick-e-renner/RickRenner_Parte3.docx
+++ b/roteiros/rick-e-renner/RickRenner_Parte3.docx
@@ -199,7 +199,7 @@
         <w:rPr>
           <w:color w:val="000000"/>
         </w:rPr>
-        <w:t>As músicas continuavam tocando. A dupla continuava lotando shows.</w:t>
+        <w:t>As músicas continuavam tocando. A dupla seguia fazendo shows pelo país.</w:t>
       </w:r>
     </w:p>
     <w:p>
@@ -263,7 +263,7 @@
         <w:rPr>
           <w:color w:val="000000"/>
         </w:rPr>
-        <w:t>Só que a campanha teve um efeito colateral. Renner começou a faltar a shows da dupla.</w:t>
+        <w:t>Ao mesmo tempo, Renner começou a faltar a shows da dupla.</w:t>
       </w:r>
     </w:p>
     <w:p>
@@ -303,7 +303,7 @@
         <w:rPr>
           <w:color w:val="000000"/>
         </w:rPr>
-        <w:t>No dia da votação, mesmo sem fazer campanha, Renner recebeu setenta e seis mil, quatrocentos e dez votos. Ficou longe de ser eleito.</w:t>
+        <w:t>No dia da votação, mesmo depois de ter desistido, Renner recebeu setenta e seis mil, quatrocentos e dez votos. Ficou longe de ser eleito.</w:t>
       </w:r>
     </w:p>
     <w:p>
@@ -351,7 +351,7 @@
         <w:rPr>
           <w:color w:val="000000"/>
         </w:rPr>
-        <w:t>Na época, a explicação oficial falou em diferenças criativas e problemas pessoais.</w:t>
+        <w:t>Na época, falou-se em diferenças criativas e problemas pessoais.</w:t>
       </w:r>
     </w:p>
     <w:p>
@@ -383,7 +383,7 @@
         <w:rPr>
           <w:color w:val="C00000"/>
         </w:rPr>
-        <w:t>Os dois ficaram cerca de um ano e meio separados. E, quando decidiram voltar, ninguém imaginava que o pior ainda estava por vir. Porque a noite que quase acabou com Renner de vez ainda não tinha acontecido.</w:t>
+        <w:t>Os dois ficaram quase dois anos separados. E, quando decidiram voltar, ninguém imaginava que o pior ainda estava por vir. Porque a noite que quase acabou com Renner de vez ainda não tinha acontecido.</w:t>
       </w:r>
     </w:p>
     <w:sectPr>

--- a/roteiros/rick-e-renner/RickRenner_Parte3.docx
+++ b/roteiros/rick-e-renner/RickRenner_Parte3.docx
@@ -223,7 +223,15 @@
         <w:rPr>
           <w:color w:val="000000"/>
         </w:rPr>
-        <w:t>Rick chegou a gravar um disco ao lado de um dos filhos.</w:t>
+        <w:t>Rick gravou um disco ao lado de um dos filhos, Victor Henrique. O nome do disco era "Mais Que Pai e Filho".</w:t>
+      </w:r>
+    </w:p>
+    <w:p>
+      <w:r>
+        <w:rPr>
+          <w:color w:val="000000"/>
+        </w:rPr>
+        <w:t>O nome de Victor vai voltar no fim desta história. Dezesseis anos depois, ele ia estar ao lado de Renner num dos momentos mais duros dessa história.</w:t>
       </w:r>
     </w:p>
     <w:p>
@@ -367,7 +375,31 @@
         <w:rPr>
           <w:color w:val="000000"/>
         </w:rPr>
-        <w:t>Cada um seguiu sozinho. Rick passou a se apresentar como Rick Sollo. Renner virou Renner Reis e foi cantar música gospel.</w:t>
+        <w:t>Cada um seguiu sozinho. Rick passou a se apresentar como Rick Sollo.</w:t>
+      </w:r>
+    </w:p>
+    <w:p>
+      <w:r>
+        <w:rPr>
+          <w:color w:val="000000"/>
+        </w:rPr>
+        <w:t>Renner virou Renner Reis. Desde o fim dos anos dois mil, frequentava uma igreja evangélica. Chegou a gravar um disco inteiro de músicas gospel, que nunca foi lançado.</w:t>
+      </w:r>
+    </w:p>
+    <w:p>
+      <w:r>
+        <w:rPr>
+          <w:color w:val="000000"/>
+        </w:rPr>
+        <w:t>Em abril de dois mil e onze, saiu o primeiro disco solo dele. Só que o disco era sertanejo, como sempre. As músicas se chamavam "Teu Sol", "Vacilou" e "Querendo Namorar".</w:t>
+      </w:r>
+    </w:p>
+    <w:p>
+      <w:r>
+        <w:rPr>
+          <w:color w:val="000000"/>
+        </w:rPr>
+        <w:t>Nenhuma das duas carreiras solo chegou perto do sucesso que a dupla tinha feito.</w:t>
       </w:r>
     </w:p>
     <w:p>
